--- a/Team Chatrter.docx
+++ b/Team Chatrter.docx
@@ -1,6 +1,6 @@
 
 <file path=word/document.xml><?xml version="1.0" encoding="utf-8"?>
-<w:document xmlns:wpc="http://schemas.microsoft.com/office/word/2010/wordprocessingCanvas" xmlns:cx="http://schemas.microsoft.com/office/drawing/2014/chartex" xmlns:cx1="http://schemas.microsoft.com/office/drawing/2015/9/8/chartex" xmlns:cx2="http://schemas.microsoft.com/office/drawing/2015/10/21/chartex" xmlns:cx3="http://schemas.microsoft.com/office/drawing/2016/5/9/chartex" xmlns:cx4="http://schemas.microsoft.com/office/drawing/2016/5/10/chartex" xmlns:cx5="http://schemas.microsoft.com/office/drawing/2016/5/11/chartex" xmlns:cx6="http://schemas.microsoft.com/office/drawing/2016/5/12/chartex" xmlns:cx7="http://schemas.microsoft.com/office/drawing/2016/5/13/chartex" xmlns:cx8="http://schemas.microsoft.com/office/drawing/2016/5/14/chartex" xmlns:mc="http://schemas.openxmlformats.org/markup-compatibility/2006" xmlns:aink="http://schemas.microsoft.com/office/drawing/2016/ink" xmlns:am3d="http://schemas.microsoft.com/office/drawing/2017/model3d" xmlns:o="urn:schemas-microsoft-com:office:office" xmlns:oel="http://schemas.microsoft.com/office/2019/extlst" xmlns:r="http://schemas.openxmlformats.org/officeDocument/2006/relationships" xmlns:m="http://schemas.openxmlformats.org/officeDocument/2006/math" xmlns:v="urn:schemas-microsoft-com:vml" xmlns:wp14="http://schemas.microsoft.com/office/word/2010/wordprocessingDrawing" xmlns:wp="http://schemas.openxmlformats.org/drawingml/2006/wordprocessingDrawing" xmlns:w10="urn:schemas-microsoft-com:office:word" xmlns:w="http://schemas.openxmlformats.org/wordprocessingml/2006/main" xmlns:w14="http://schemas.microsoft.com/office/word/2010/wordml" xmlns:w15="http://schemas.microsoft.com/office/word/2012/wordml" xmlns:w16cei="http://schemas.microsoft.com/office/word/2026/wordml/cei" xmlns:w16cex="http://schemas.microsoft.com/office/word/2018/wordml/cex" xmlns:w16cid="http://schemas.microsoft.com/office/word/2016/wordml/cid" xmlns:w16="http://schemas.microsoft.com/office/word/2018/wordml" xmlns:w16du="http://schemas.microsoft.com/office/word/2023/wordml/word16du" xmlns:w16sdtdh="http://schemas.microsoft.com/office/word/2020/wordml/sdtdatahash" xmlns:w16sdtfl="http://schemas.microsoft.com/office/word/2024/wordml/sdtformatlock" xmlns:w16se="http://schemas.microsoft.com/office/word/2015/wordml/symex" xmlns:wpg="http://schemas.microsoft.com/office/word/2010/wordprocessingGroup" xmlns:wpi="http://schemas.microsoft.com/office/word/2010/wordprocessingInk" xmlns:wne="http://schemas.microsoft.com/office/word/2006/wordml" xmlns:wps="http://schemas.microsoft.com/office/word/2010/wordprocessingShape" mc:Ignorable="w14 w15 w16se w16cid w16 w16cex w16sdtdh w16sdtfl w16du wp14">
+<w:document xmlns:wpc="http://schemas.microsoft.com/office/word/2010/wordprocessingCanvas" xmlns:cx="http://schemas.microsoft.com/office/drawing/2014/chartex" xmlns:cx1="http://schemas.microsoft.com/office/drawing/2015/9/8/chartex" xmlns:cx2="http://schemas.microsoft.com/office/drawing/2015/10/21/chartex" xmlns:cx3="http://schemas.microsoft.com/office/drawing/2016/5/9/chartex" xmlns:cx4="http://schemas.microsoft.com/office/drawing/2016/5/10/chartex" xmlns:cx5="http://schemas.microsoft.com/office/drawing/2016/5/11/chartex" xmlns:cx6="http://schemas.microsoft.com/office/drawing/2016/5/12/chartex" xmlns:cx7="http://schemas.microsoft.com/office/drawing/2016/5/13/chartex" xmlns:cx8="http://schemas.microsoft.com/office/drawing/2016/5/14/chartex" xmlns:mc="http://schemas.openxmlformats.org/markup-compatibility/2006" xmlns:aink="http://schemas.microsoft.com/office/drawing/2016/ink" xmlns:am3d="http://schemas.microsoft.com/office/drawing/2017/model3d" xmlns:o="urn:schemas-microsoft-com:office:office" xmlns:oel="http://schemas.microsoft.com/office/2019/extlst" xmlns:r="http://schemas.openxmlformats.org/officeDocument/2006/relationships" xmlns:m="http://schemas.openxmlformats.org/officeDocument/2006/math" xmlns:v="urn:schemas-microsoft-com:vml" xmlns:wp14="http://schemas.microsoft.com/office/word/2010/wordprocessingDrawing" xmlns:wp="http://schemas.openxmlformats.org/drawingml/2006/wordprocessingDrawing" xmlns:w10="urn:schemas-microsoft-com:office:word" xmlns:w="http://schemas.openxmlformats.org/wordprocessingml/2006/main" xmlns:w14="http://schemas.microsoft.com/office/word/2010/wordml" xmlns:w15="http://schemas.microsoft.com/office/word/2012/wordml" xmlns:w16cex="http://schemas.microsoft.com/office/word/2018/wordml/cex" xmlns:w16cid="http://schemas.microsoft.com/office/word/2016/wordml/cid" xmlns:w16="http://schemas.microsoft.com/office/word/2018/wordml" xmlns:w16du="http://schemas.microsoft.com/office/word/2023/wordml/word16du" xmlns:w16sdtdh="http://schemas.microsoft.com/office/word/2020/wordml/sdtdatahash" xmlns:w16sdtfl="http://schemas.microsoft.com/office/word/2024/wordml/sdtformatlock" xmlns:w16se="http://schemas.microsoft.com/office/word/2015/wordml/symex" xmlns:wpg="http://schemas.microsoft.com/office/word/2010/wordprocessingGroup" xmlns:wpi="http://schemas.microsoft.com/office/word/2010/wordprocessingInk" xmlns:wne="http://schemas.microsoft.com/office/word/2006/wordml" xmlns:wps="http://schemas.microsoft.com/office/word/2010/wordprocessingShape" mc:Ignorable="w14 w15 w16se w16cid w16 w16cex w16sdtdh w16sdtfl w16du wp14">
   <w:body>
     <w:p>
       <w:pPr>
@@ -315,25 +315,7 @@
           <w:sz w:val="22"/>
           <w:szCs w:val="22"/>
         </w:rPr>
-        <w:t>Don't write "</w:t>
-      </w:r>
-      <w:proofErr w:type="spellStart"/>
-      <w:r>
-        <w:rPr>
-          <w:color w:val="17181C"/>
-          <w:sz w:val="22"/>
-          <w:szCs w:val="22"/>
-        </w:rPr>
-        <w:t>wip</w:t>
-      </w:r>
-      <w:proofErr w:type="spellEnd"/>
-      <w:r>
-        <w:rPr>
-          <w:color w:val="17181C"/>
-          <w:sz w:val="22"/>
-          <w:szCs w:val="22"/>
-        </w:rPr>
-        <w:t>" or "updates", be specific.</w:t>
+        <w:t>Don't write "wip" or "updates", be specific.</w:t>
       </w:r>
     </w:p>
     <w:p>
@@ -457,12 +439,6 @@
         <w:gridCol w:w="3323"/>
       </w:tblGrid>
       <w:tr>
-        <w:tblPrEx>
-          <w:tblCellMar>
-            <w:top w:w="0" w:type="dxa"/>
-            <w:bottom w:w="0" w:type="dxa"/>
-          </w:tblCellMar>
-        </w:tblPrEx>
         <w:tc>
           <w:tcPr>
             <w:tcW w:w="1700" w:type="pct"/>
@@ -531,12 +507,6 @@
         </w:tc>
       </w:tr>
       <w:tr>
-        <w:tblPrEx>
-          <w:tblCellMar>
-            <w:top w:w="0" w:type="dxa"/>
-            <w:bottom w:w="0" w:type="dxa"/>
-          </w:tblCellMar>
-        </w:tblPrEx>
         <w:tc>
           <w:tcPr>
             <w:tcW w:w="1700" w:type="pct"/>
@@ -596,12 +566,6 @@
         </w:tc>
       </w:tr>
       <w:tr>
-        <w:tblPrEx>
-          <w:tblCellMar>
-            <w:top w:w="0" w:type="dxa"/>
-            <w:bottom w:w="0" w:type="dxa"/>
-          </w:tblCellMar>
-        </w:tblPrEx>
         <w:tc>
           <w:tcPr>
             <w:tcW w:w="1700" w:type="pct"/>
@@ -658,12 +622,6 @@
         </w:tc>
       </w:tr>
       <w:tr>
-        <w:tblPrEx>
-          <w:tblCellMar>
-            <w:top w:w="0" w:type="dxa"/>
-            <w:bottom w:w="0" w:type="dxa"/>
-          </w:tblCellMar>
-        </w:tblPrEx>
         <w:tc>
           <w:tcPr>
             <w:tcW w:w="1700" w:type="pct"/>
@@ -723,12 +681,6 @@
         </w:tc>
       </w:tr>
       <w:tr>
-        <w:tblPrEx>
-          <w:tblCellMar>
-            <w:top w:w="0" w:type="dxa"/>
-            <w:bottom w:w="0" w:type="dxa"/>
-          </w:tblCellMar>
-        </w:tblPrEx>
         <w:tc>
           <w:tcPr>
             <w:tcW w:w="1700" w:type="pct"/>
@@ -788,12 +740,6 @@
         </w:tc>
       </w:tr>
       <w:tr>
-        <w:tblPrEx>
-          <w:tblCellMar>
-            <w:top w:w="0" w:type="dxa"/>
-            <w:bottom w:w="0" w:type="dxa"/>
-          </w:tblCellMar>
-        </w:tblPrEx>
         <w:tc>
           <w:tcPr>
             <w:tcW w:w="1700" w:type="pct"/>
@@ -853,12 +799,6 @@
         </w:tc>
       </w:tr>
       <w:tr>
-        <w:tblPrEx>
-          <w:tblCellMar>
-            <w:top w:w="0" w:type="dxa"/>
-            <w:bottom w:w="0" w:type="dxa"/>
-          </w:tblCellMar>
-        </w:tblPrEx>
         <w:tc>
           <w:tcPr>
             <w:tcW w:w="1700" w:type="pct"/>
@@ -924,12 +864,6 @@
         </w:tc>
       </w:tr>
       <w:tr>
-        <w:tblPrEx>
-          <w:tblCellMar>
-            <w:top w:w="0" w:type="dxa"/>
-            <w:bottom w:w="0" w:type="dxa"/>
-          </w:tblCellMar>
-        </w:tblPrEx>
         <w:tc>
           <w:tcPr>
             <w:tcW w:w="1700" w:type="pct"/>
@@ -989,12 +923,6 @@
         </w:tc>
       </w:tr>
       <w:tr>
-        <w:tblPrEx>
-          <w:tblCellMar>
-            <w:top w:w="0" w:type="dxa"/>
-            <w:bottom w:w="0" w:type="dxa"/>
-          </w:tblCellMar>
-        </w:tblPrEx>
         <w:tc>
           <w:tcPr>
             <w:tcW w:w="1700" w:type="pct"/>
@@ -1048,12 +976,6 @@
         </w:tc>
       </w:tr>
       <w:tr>
-        <w:tblPrEx>
-          <w:tblCellMar>
-            <w:top w:w="0" w:type="dxa"/>
-            <w:bottom w:w="0" w:type="dxa"/>
-          </w:tblCellMar>
-        </w:tblPrEx>
         <w:trPr>
           <w:trHeight w:val="295"/>
         </w:trPr>
@@ -1122,12 +1044,6 @@
         </w:tc>
       </w:tr>
       <w:tr>
-        <w:tblPrEx>
-          <w:tblCellMar>
-            <w:top w:w="0" w:type="dxa"/>
-            <w:bottom w:w="0" w:type="dxa"/>
-          </w:tblCellMar>
-        </w:tblPrEx>
         <w:trPr>
           <w:trHeight w:val="295"/>
         </w:trPr>
@@ -1271,7 +1187,7 @@
           </w:rPr>
           <w:id w:val="1051273455"/>
           <w14:checkbox>
-            <w14:checked w14:val="0"/>
+            <w14:checked w14:val="1"/>
             <w14:checkedState w14:val="2612" w14:font="MS Gothic"/>
             <w14:uncheckedState w14:val="2610" w14:font="MS Gothic"/>
           </w14:checkbox>
@@ -1284,7 +1200,7 @@
               <w:sz w:val="22"/>
               <w:szCs w:val="22"/>
             </w:rPr>
-            <w:t>☐</w:t>
+            <w:t>☒</w:t>
           </w:r>
         </w:sdtContent>
       </w:sdt>
@@ -1310,7 +1226,7 @@
           </w:rPr>
           <w:id w:val="-1114434951"/>
           <w14:checkbox>
-            <w14:checked w14:val="0"/>
+            <w14:checked w14:val="1"/>
             <w14:checkedState w14:val="2612" w14:font="MS Gothic"/>
             <w14:uncheckedState w14:val="2610" w14:font="MS Gothic"/>
           </w14:checkbox>
@@ -1323,7 +1239,7 @@
               <w:sz w:val="22"/>
               <w:szCs w:val="22"/>
             </w:rPr>
-            <w:t>☐</w:t>
+            <w:t>☒</w:t>
           </w:r>
         </w:sdtContent>
       </w:sdt>
@@ -1349,7 +1265,7 @@
           </w:rPr>
           <w:id w:val="711467894"/>
           <w14:checkbox>
-            <w14:checked w14:val="0"/>
+            <w14:checked w14:val="1"/>
             <w14:checkedState w14:val="2612" w14:font="MS Gothic"/>
             <w14:uncheckedState w14:val="2610" w14:font="MS Gothic"/>
           </w14:checkbox>
@@ -1362,7 +1278,7 @@
               <w:sz w:val="22"/>
               <w:szCs w:val="22"/>
             </w:rPr>
-            <w:t>☐</w:t>
+            <w:t>☒</w:t>
           </w:r>
         </w:sdtContent>
       </w:sdt>
@@ -1388,7 +1304,7 @@
           </w:rPr>
           <w:id w:val="1119870364"/>
           <w14:checkbox>
-            <w14:checked w14:val="0"/>
+            <w14:checked w14:val="1"/>
             <w14:checkedState w14:val="2612" w14:font="MS Gothic"/>
             <w14:uncheckedState w14:val="2610" w14:font="MS Gothic"/>
           </w14:checkbox>
@@ -1401,7 +1317,7 @@
               <w:sz w:val="22"/>
               <w:szCs w:val="22"/>
             </w:rPr>
-            <w:t>☐</w:t>
+            <w:t>☒</w:t>
           </w:r>
         </w:sdtContent>
       </w:sdt>
@@ -1427,7 +1343,7 @@
           </w:rPr>
           <w:id w:val="-627086350"/>
           <w14:checkbox>
-            <w14:checked w14:val="0"/>
+            <w14:checked w14:val="1"/>
             <w14:checkedState w14:val="2612" w14:font="MS Gothic"/>
             <w14:uncheckedState w14:val="2610" w14:font="MS Gothic"/>
           </w14:checkbox>
@@ -1440,7 +1356,7 @@
               <w:sz w:val="22"/>
               <w:szCs w:val="22"/>
             </w:rPr>
-            <w:t>☐</w:t>
+            <w:t>☒</w:t>
           </w:r>
         </w:sdtContent>
       </w:sdt>
@@ -1466,7 +1382,7 @@
           </w:rPr>
           <w:id w:val="-860511153"/>
           <w14:checkbox>
-            <w14:checked w14:val="0"/>
+            <w14:checked w14:val="1"/>
             <w14:checkedState w14:val="2612" w14:font="MS Gothic"/>
             <w14:uncheckedState w14:val="2610" w14:font="MS Gothic"/>
           </w14:checkbox>
@@ -1479,7 +1395,7 @@
               <w:sz w:val="22"/>
               <w:szCs w:val="22"/>
             </w:rPr>
-            <w:t>☐</w:t>
+            <w:t>☒</w:t>
           </w:r>
         </w:sdtContent>
       </w:sdt>
@@ -1504,7 +1420,7 @@
 </file>
 
 <file path=word/numbering.xml><?xml version="1.0" encoding="utf-8"?>
-<w:numbering xmlns:wpc="http://schemas.microsoft.com/office/word/2010/wordprocessingCanvas" xmlns:cx="http://schemas.microsoft.com/office/drawing/2014/chartex" xmlns:cx1="http://schemas.microsoft.com/office/drawing/2015/9/8/chartex" xmlns:cx2="http://schemas.microsoft.com/office/drawing/2015/10/21/chartex" xmlns:cx3="http://schemas.microsoft.com/office/drawing/2016/5/9/chartex" xmlns:cx4="http://schemas.microsoft.com/office/drawing/2016/5/10/chartex" xmlns:cx5="http://schemas.microsoft.com/office/drawing/2016/5/11/chartex" xmlns:cx6="http://schemas.microsoft.com/office/drawing/2016/5/12/chartex" xmlns:cx7="http://schemas.microsoft.com/office/drawing/2016/5/13/chartex" xmlns:cx8="http://schemas.microsoft.com/office/drawing/2016/5/14/chartex" xmlns:mc="http://schemas.openxmlformats.org/markup-compatibility/2006" xmlns:aink="http://schemas.microsoft.com/office/drawing/2016/ink" xmlns:am3d="http://schemas.microsoft.com/office/drawing/2017/model3d" xmlns:o="urn:schemas-microsoft-com:office:office" xmlns:oel="http://schemas.microsoft.com/office/2019/extlst" xmlns:r="http://schemas.openxmlformats.org/officeDocument/2006/relationships" xmlns:m="http://schemas.openxmlformats.org/officeDocument/2006/math" xmlns:v="urn:schemas-microsoft-com:vml" xmlns:wp14="http://schemas.microsoft.com/office/word/2010/wordprocessingDrawing" xmlns:wp="http://schemas.openxmlformats.org/drawingml/2006/wordprocessingDrawing" xmlns:w10="urn:schemas-microsoft-com:office:word" xmlns:w="http://schemas.openxmlformats.org/wordprocessingml/2006/main" xmlns:w14="http://schemas.microsoft.com/office/word/2010/wordml" xmlns:w15="http://schemas.microsoft.com/office/word/2012/wordml" xmlns:w16cei="http://schemas.microsoft.com/office/word/2026/wordml/cei" xmlns:w16cex="http://schemas.microsoft.com/office/word/2018/wordml/cex" xmlns:w16cid="http://schemas.microsoft.com/office/word/2016/wordml/cid" xmlns:w16="http://schemas.microsoft.com/office/word/2018/wordml" xmlns:w16du="http://schemas.microsoft.com/office/word/2023/wordml/word16du" xmlns:w16sdtdh="http://schemas.microsoft.com/office/word/2020/wordml/sdtdatahash" xmlns:w16sdtfl="http://schemas.microsoft.com/office/word/2024/wordml/sdtformatlock" xmlns:w16se="http://schemas.microsoft.com/office/word/2015/wordml/symex" xmlns:wpg="http://schemas.microsoft.com/office/word/2010/wordprocessingGroup" xmlns:wpi="http://schemas.microsoft.com/office/word/2010/wordprocessingInk" xmlns:wne="http://schemas.microsoft.com/office/word/2006/wordml" xmlns:wps="http://schemas.microsoft.com/office/word/2010/wordprocessingShape" mc:Ignorable="w14 w15 w16se w16cid w16 w16cex w16sdtdh w16sdtfl w16du wp14">
+<w:numbering xmlns:wpc="http://schemas.microsoft.com/office/word/2010/wordprocessingCanvas" xmlns:cx="http://schemas.microsoft.com/office/drawing/2014/chartex" xmlns:cx1="http://schemas.microsoft.com/office/drawing/2015/9/8/chartex" xmlns:cx2="http://schemas.microsoft.com/office/drawing/2015/10/21/chartex" xmlns:cx3="http://schemas.microsoft.com/office/drawing/2016/5/9/chartex" xmlns:cx4="http://schemas.microsoft.com/office/drawing/2016/5/10/chartex" xmlns:cx5="http://schemas.microsoft.com/office/drawing/2016/5/11/chartex" xmlns:cx6="http://schemas.microsoft.com/office/drawing/2016/5/12/chartex" xmlns:cx7="http://schemas.microsoft.com/office/drawing/2016/5/13/chartex" xmlns:cx8="http://schemas.microsoft.com/office/drawing/2016/5/14/chartex" xmlns:mc="http://schemas.openxmlformats.org/markup-compatibility/2006" xmlns:aink="http://schemas.microsoft.com/office/drawing/2016/ink" xmlns:am3d="http://schemas.microsoft.com/office/drawing/2017/model3d" xmlns:o="urn:schemas-microsoft-com:office:office" xmlns:oel="http://schemas.microsoft.com/office/2019/extlst" xmlns:r="http://schemas.openxmlformats.org/officeDocument/2006/relationships" xmlns:m="http://schemas.openxmlformats.org/officeDocument/2006/math" xmlns:v="urn:schemas-microsoft-com:vml" xmlns:wp14="http://schemas.microsoft.com/office/word/2010/wordprocessingDrawing" xmlns:wp="http://schemas.openxmlformats.org/drawingml/2006/wordprocessingDrawing" xmlns:w10="urn:schemas-microsoft-com:office:word" xmlns:w="http://schemas.openxmlformats.org/wordprocessingml/2006/main" xmlns:w14="http://schemas.microsoft.com/office/word/2010/wordml" xmlns:w15="http://schemas.microsoft.com/office/word/2012/wordml" xmlns:w16cex="http://schemas.microsoft.com/office/word/2018/wordml/cex" xmlns:w16cid="http://schemas.microsoft.com/office/word/2016/wordml/cid" xmlns:w16="http://schemas.microsoft.com/office/word/2018/wordml" xmlns:w16du="http://schemas.microsoft.com/office/word/2023/wordml/word16du" xmlns:w16sdtdh="http://schemas.microsoft.com/office/word/2020/wordml/sdtdatahash" xmlns:w16sdtfl="http://schemas.microsoft.com/office/word/2024/wordml/sdtformatlock" xmlns:w16se="http://schemas.microsoft.com/office/word/2015/wordml/symex" xmlns:wpg="http://schemas.microsoft.com/office/word/2010/wordprocessingGroup" xmlns:wpi="http://schemas.microsoft.com/office/word/2010/wordprocessingInk" xmlns:wne="http://schemas.microsoft.com/office/word/2006/wordml" xmlns:wps="http://schemas.microsoft.com/office/word/2010/wordprocessingShape" mc:Ignorable="w14 w15 w16se w16cid w16 w16cex w16sdtdh w16sdtfl w16du wp14">
   <w:abstractNum w:abstractNumId="0" w15:restartNumberingAfterBreak="0">
     <w:nsid w:val="77DA3AFF"/>
     <w:multiLevelType w:val="hybridMultilevel"/>
@@ -2550,7 +2466,7 @@
 </file>
 
 <file path=word/glossary/document.xml><?xml version="1.0" encoding="utf-8"?>
-<w:glossaryDocument xmlns:wpc="http://schemas.microsoft.com/office/word/2010/wordprocessingCanvas" xmlns:cx="http://schemas.microsoft.com/office/drawing/2014/chartex" xmlns:cx1="http://schemas.microsoft.com/office/drawing/2015/9/8/chartex" xmlns:cx2="http://schemas.microsoft.com/office/drawing/2015/10/21/chartex" xmlns:cx3="http://schemas.microsoft.com/office/drawing/2016/5/9/chartex" xmlns:cx4="http://schemas.microsoft.com/office/drawing/2016/5/10/chartex" xmlns:cx5="http://schemas.microsoft.com/office/drawing/2016/5/11/chartex" xmlns:cx6="http://schemas.microsoft.com/office/drawing/2016/5/12/chartex" xmlns:cx7="http://schemas.microsoft.com/office/drawing/2016/5/13/chartex" xmlns:cx8="http://schemas.microsoft.com/office/drawing/2016/5/14/chartex" xmlns:mc="http://schemas.openxmlformats.org/markup-compatibility/2006" xmlns:aink="http://schemas.microsoft.com/office/drawing/2016/ink" xmlns:am3d="http://schemas.microsoft.com/office/drawing/2017/model3d" xmlns:o="urn:schemas-microsoft-com:office:office" xmlns:oel="http://schemas.microsoft.com/office/2019/extlst" xmlns:r="http://schemas.openxmlformats.org/officeDocument/2006/relationships" xmlns:m="http://schemas.openxmlformats.org/officeDocument/2006/math" xmlns:v="urn:schemas-microsoft-com:vml" xmlns:wp14="http://schemas.microsoft.com/office/word/2010/wordprocessingDrawing" xmlns:wp="http://schemas.openxmlformats.org/drawingml/2006/wordprocessingDrawing" xmlns:w10="urn:schemas-microsoft-com:office:word" xmlns:w="http://schemas.openxmlformats.org/wordprocessingml/2006/main" xmlns:w14="http://schemas.microsoft.com/office/word/2010/wordml" xmlns:w15="http://schemas.microsoft.com/office/word/2012/wordml" xmlns:w16cei="http://schemas.microsoft.com/office/word/2026/wordml/cei" xmlns:w16cex="http://schemas.microsoft.com/office/word/2018/wordml/cex" xmlns:w16cid="http://schemas.microsoft.com/office/word/2016/wordml/cid" xmlns:w16="http://schemas.microsoft.com/office/word/2018/wordml" xmlns:w16du="http://schemas.microsoft.com/office/word/2023/wordml/word16du" xmlns:w16sdtdh="http://schemas.microsoft.com/office/word/2020/wordml/sdtdatahash" xmlns:w16sdtfl="http://schemas.microsoft.com/office/word/2024/wordml/sdtformatlock" xmlns:w16se="http://schemas.microsoft.com/office/word/2015/wordml/symex" xmlns:wpg="http://schemas.microsoft.com/office/word/2010/wordprocessingGroup" xmlns:wpi="http://schemas.microsoft.com/office/word/2010/wordprocessingInk" xmlns:wne="http://schemas.microsoft.com/office/word/2006/wordml" xmlns:wps="http://schemas.microsoft.com/office/word/2010/wordprocessingShape" mc:Ignorable="w14 w15 w16se w16cid w16 w16cex w16sdtdh w16sdtfl w16du wp14">
+<w:glossaryDocument xmlns:wpc="http://schemas.microsoft.com/office/word/2010/wordprocessingCanvas" xmlns:cx="http://schemas.microsoft.com/office/drawing/2014/chartex" xmlns:cx1="http://schemas.microsoft.com/office/drawing/2015/9/8/chartex" xmlns:cx2="http://schemas.microsoft.com/office/drawing/2015/10/21/chartex" xmlns:cx3="http://schemas.microsoft.com/office/drawing/2016/5/9/chartex" xmlns:cx4="http://schemas.microsoft.com/office/drawing/2016/5/10/chartex" xmlns:cx5="http://schemas.microsoft.com/office/drawing/2016/5/11/chartex" xmlns:cx6="http://schemas.microsoft.com/office/drawing/2016/5/12/chartex" xmlns:cx7="http://schemas.microsoft.com/office/drawing/2016/5/13/chartex" xmlns:cx8="http://schemas.microsoft.com/office/drawing/2016/5/14/chartex" xmlns:mc="http://schemas.openxmlformats.org/markup-compatibility/2006" xmlns:aink="http://schemas.microsoft.com/office/drawing/2016/ink" xmlns:am3d="http://schemas.microsoft.com/office/drawing/2017/model3d" xmlns:o="urn:schemas-microsoft-com:office:office" xmlns:oel="http://schemas.microsoft.com/office/2019/extlst" xmlns:r="http://schemas.openxmlformats.org/officeDocument/2006/relationships" xmlns:m="http://schemas.openxmlformats.org/officeDocument/2006/math" xmlns:v="urn:schemas-microsoft-com:vml" xmlns:wp14="http://schemas.microsoft.com/office/word/2010/wordprocessingDrawing" xmlns:wp="http://schemas.openxmlformats.org/drawingml/2006/wordprocessingDrawing" xmlns:w10="urn:schemas-microsoft-com:office:word" xmlns:w="http://schemas.openxmlformats.org/wordprocessingml/2006/main" xmlns:w14="http://schemas.microsoft.com/office/word/2010/wordml" xmlns:w15="http://schemas.microsoft.com/office/word/2012/wordml" xmlns:w16cex="http://schemas.microsoft.com/office/word/2018/wordml/cex" xmlns:w16cid="http://schemas.microsoft.com/office/word/2016/wordml/cid" xmlns:w16="http://schemas.microsoft.com/office/word/2018/wordml" xmlns:w16du="http://schemas.microsoft.com/office/word/2023/wordml/word16du" xmlns:w16sdtdh="http://schemas.microsoft.com/office/word/2020/wordml/sdtdatahash" xmlns:w16sdtfl="http://schemas.microsoft.com/office/word/2024/wordml/sdtformatlock" xmlns:w16se="http://schemas.microsoft.com/office/word/2015/wordml/symex" xmlns:wpg="http://schemas.microsoft.com/office/word/2010/wordprocessingGroup" xmlns:wpi="http://schemas.microsoft.com/office/word/2010/wordprocessingInk" xmlns:wne="http://schemas.microsoft.com/office/word/2006/wordml" xmlns:wps="http://schemas.microsoft.com/office/word/2010/wordprocessingShape" mc:Ignorable="w14 w15 w16se w16cid w16 w16cex w16sdtdh w16sdtfl w16du wp14">
   <w:docParts>
     <w:docPart>
       <w:docPartPr>
@@ -2621,6 +2537,20 @@
     <w:pitch w:val="fixed"/>
     <w:sig w:usb0="E00002FF" w:usb1="6AC7FDFB" w:usb2="08000012" w:usb3="00000000" w:csb0="0002009F" w:csb1="00000000"/>
   </w:font>
+  <w:font w:name="Calibri">
+    <w:panose1 w:val="020F0502020204030204"/>
+    <w:charset w:val="00"/>
+    <w:family w:val="swiss"/>
+    <w:pitch w:val="variable"/>
+    <w:sig w:usb0="E4002EFF" w:usb1="C200247B" w:usb2="00000009" w:usb3="00000000" w:csb0="000001FF" w:csb1="00000000"/>
+  </w:font>
+  <w:font w:name="Calibri Light">
+    <w:panose1 w:val="020F0302020204030204"/>
+    <w:charset w:val="00"/>
+    <w:family w:val="swiss"/>
+    <w:pitch w:val="variable"/>
+    <w:sig w:usb0="E4002EFF" w:usb1="C200247B" w:usb2="00000009" w:usb3="00000000" w:csb0="000001FF" w:csb1="00000000"/>
+  </w:font>
 </w:fonts>
 </file>
 
@@ -2640,8 +2570,11 @@
   </w:compat>
   <w:rsids>
     <w:rsidRoot w:val="00231994"/>
+    <w:rsid w:val="000D5F68"/>
     <w:rsid w:val="00231994"/>
+    <w:rsid w:val="005823A6"/>
     <w:rsid w:val="00622FD3"/>
+    <w:rsid w:val="009C78C9"/>
     <w:rsid w:val="00EA3BE7"/>
   </w:rsids>
   <m:mathPr>
